--- a/GIT_Commands_Help.docx
+++ b/GIT_Commands_Help.docx
@@ -1,6 +1,6 @@
 
 <file path=word/document.xml><?xml version="1.0" encoding="utf-8"?>
-<w:document xmlns:wpc="http://schemas.microsoft.com/office/word/2010/wordprocessingCanvas" xmlns:cx="http://schemas.microsoft.com/office/drawing/2014/chartex" xmlns:cx1="http://schemas.microsoft.com/office/drawing/2015/9/8/chartex" xmlns:cx2="http://schemas.microsoft.com/office/drawing/2015/10/21/chartex" xmlns:mc="http://schemas.openxmlformats.org/markup-compatibility/2006" xmlns:o="urn:schemas-microsoft-com:office:office" xmlns:r="http://schemas.openxmlformats.org/officeDocument/2006/relationships" xmlns:m="http://schemas.openxmlformats.org/officeDocument/2006/math" xmlns:v="urn:schemas-microsoft-com:vml" xmlns:wp14="http://schemas.microsoft.com/office/word/2010/wordprocessingDrawing" xmlns:wp="http://schemas.openxmlformats.org/drawingml/2006/wordprocessingDrawing" xmlns:w10="urn:schemas-microsoft-com:office:word" xmlns:w="http://schemas.openxmlformats.org/wordprocessingml/2006/main" xmlns:w14="http://schemas.microsoft.com/office/word/2010/wordml" xmlns:w15="http://schemas.microsoft.com/office/word/2012/wordml" xmlns:w16se="http://schemas.microsoft.com/office/word/2015/wordml/symex" xmlns:wpg="http://schemas.microsoft.com/office/word/2010/wordprocessingGroup" xmlns:wpi="http://schemas.microsoft.com/office/word/2010/wordprocessingInk" xmlns:wne="http://schemas.microsoft.com/office/word/2006/wordml" xmlns:wps="http://schemas.microsoft.com/office/word/2010/wordprocessingShape" mc:Ignorable="w14 w15 w16se wp14">
+<w:document xmlns:wpc="http://schemas.microsoft.com/office/word/2010/wordprocessingCanvas" xmlns:cx="http://schemas.microsoft.com/office/drawing/2014/chartex" xmlns:cx1="http://schemas.microsoft.com/office/drawing/2015/9/8/chartex" xmlns:cx2="http://schemas.microsoft.com/office/drawing/2015/10/21/chartex" xmlns:cx3="http://schemas.microsoft.com/office/drawing/2016/5/9/chartex" xmlns:cx4="http://schemas.microsoft.com/office/drawing/2016/5/10/chartex" xmlns:cx5="http://schemas.microsoft.com/office/drawing/2016/5/11/chartex" xmlns:cx6="http://schemas.microsoft.com/office/drawing/2016/5/12/chartex" xmlns:cx7="http://schemas.microsoft.com/office/drawing/2016/5/13/chartex" xmlns:cx8="http://schemas.microsoft.com/office/drawing/2016/5/14/chartex" xmlns:mc="http://schemas.openxmlformats.org/markup-compatibility/2006" xmlns:aink="http://schemas.microsoft.com/office/drawing/2016/ink" xmlns:am3d="http://schemas.microsoft.com/office/drawing/2017/model3d" xmlns:o="urn:schemas-microsoft-com:office:office" xmlns:oel="http://schemas.microsoft.com/office/2019/extlst" xmlns:r="http://schemas.openxmlformats.org/officeDocument/2006/relationships" xmlns:m="http://schemas.openxmlformats.org/officeDocument/2006/math" xmlns:v="urn:schemas-microsoft-com:vml" xmlns:wp14="http://schemas.microsoft.com/office/word/2010/wordprocessingDrawing" xmlns:wp="http://schemas.openxmlformats.org/drawingml/2006/wordprocessingDrawing" xmlns:w10="urn:schemas-microsoft-com:office:word" xmlns:w="http://schemas.openxmlformats.org/wordprocessingml/2006/main" xmlns:w14="http://schemas.microsoft.com/office/word/2010/wordml" xmlns:w15="http://schemas.microsoft.com/office/word/2012/wordml" xmlns:w16cex="http://schemas.microsoft.com/office/word/2018/wordml/cex" xmlns:w16cid="http://schemas.microsoft.com/office/word/2016/wordml/cid" xmlns:w16="http://schemas.microsoft.com/office/word/2018/wordml" xmlns:w16du="http://schemas.microsoft.com/office/word/2023/wordml/word16du" xmlns:w16sdtdh="http://schemas.microsoft.com/office/word/2020/wordml/sdtdatahash" xmlns:w16sdtfl="http://schemas.microsoft.com/office/word/2024/wordml/sdtformatlock" xmlns:w16se="http://schemas.microsoft.com/office/word/2015/wordml/symex" xmlns:wpg="http://schemas.microsoft.com/office/word/2010/wordprocessingGroup" xmlns:wpi="http://schemas.microsoft.com/office/word/2010/wordprocessingInk" xmlns:wne="http://schemas.microsoft.com/office/word/2006/wordml" xmlns:wps="http://schemas.microsoft.com/office/word/2010/wordprocessingShape" mc:Ignorable="w14 w15 w16se w16cid w16 w16cex w16sdtdh w16sdtfl w16du wp14">
   <w:body>
     <w:p>
       <w:pPr>
@@ -39,7 +39,7 @@
                     <pic:cNvPicPr/>
                   </pic:nvPicPr>
                   <pic:blipFill>
-                    <a:blip r:embed="rId4">
+                    <a:blip r:embed="rId5">
                       <a:extLst>
                         <a:ext uri="{28A0092B-C50C-407E-A947-70E740481C1C}">
                           <a14:useLocalDpi xmlns:a14="http://schemas.microsoft.com/office/drawing/2010/main" val="0"/>
@@ -95,7 +95,7 @@
         <w:rPr>
           <w:noProof/>
         </w:rPr>
-        <w:pict>
+        <w:pict w14:anchorId="0E7B5855">
           <v:shapetype id="_x0000_t75" coordsize="21600,21600" o:spt="75" o:preferrelative="t" path="m@4@5l@4@11@9@11@9@5xe" filled="f" stroked="f">
             <v:stroke joinstyle="miter"/>
             <v:formulas>
@@ -116,7 +116,7 @@
             <o:lock v:ext="edit" aspectratio="t"/>
           </v:shapetype>
           <v:shape id="_x0000_s1026" type="#_x0000_t75" style="position:absolute;margin-left:313.4pt;margin-top:20.25pt;width:170.2pt;height:86.05pt;z-index:-251656192;mso-position-horizontal-relative:text;mso-position-vertical-relative:text;mso-width-relative:page;mso-height-relative:page">
-            <v:imagedata r:id="rId5" o:title="2018-04-26 11_20_07-bjorn76_GitS_ GitSchool - A Repo to use when explaining how git and github works"/>
+            <v:imagedata r:id="rId6" o:title="2018-04-26 11_20_07-bjorn76_GitS_ GitSchool - A Repo to use when explaining how git and github works"/>
             <w10:wrap type="square"/>
           </v:shape>
         </w:pict>
@@ -130,9 +130,9 @@
         <w:rPr>
           <w:noProof/>
         </w:rPr>
-        <w:pict>
+        <w:pict w14:anchorId="2CF870AC">
           <v:shape id="_x0000_s1027" type="#_x0000_t75" style="position:absolute;margin-left:156.35pt;margin-top:5.35pt;width:152.4pt;height:70.75pt;z-index:251662336;mso-position-horizontal-relative:text;mso-position-vertical-relative:text;mso-width-relative:page;mso-height-relative:page">
-            <v:imagedata r:id="rId6" o:title="2018-04-26 11_20_48-GitHub"/>
+            <v:imagedata r:id="rId7" o:title="2018-04-26 11_20_48-GitHub"/>
             <w10:wrap type="square"/>
           </v:shape>
         </w:pict>
@@ -143,10 +143,7 @@
     </w:p>
     <w:p>
       <w:r>
-        <w:t>R</w:t>
-      </w:r>
-      <w:r>
-        <w:t>etrieve an entire repository from a hosted location via URL</w:t>
+        <w:t>Retrieve an entire repository from a hosted location via URL</w:t>
       </w:r>
     </w:p>
     <w:p/>
@@ -155,18 +152,20 @@
         <w:pStyle w:val="Heading1"/>
       </w:pPr>
       <w:r>
-        <w:t>git a</w:t>
+        <w:t xml:space="preserve">git </w:t>
+      </w:r>
+      <w:proofErr w:type="gramStart"/>
+      <w:r>
+        <w:t>a</w:t>
       </w:r>
       <w:r>
         <w:t>dd</w:t>
       </w:r>
-    </w:p>
-    <w:p>
-      <w:r>
-        <w:t>A</w:t>
-      </w:r>
-      <w:r>
-        <w:t>dd a file as it looks now to your next commit (stage)</w:t>
+      <w:proofErr w:type="gramEnd"/>
+    </w:p>
+    <w:p>
+      <w:r>
+        <w:t>Add a file as it looks now to your next commit (stage)</w:t>
       </w:r>
     </w:p>
     <w:p/>
@@ -192,6 +191,85 @@
     <w:p/>
     <w:p>
       <w:pPr>
+        <w:rPr>
+          <w:rFonts w:ascii="Courier New" w:eastAsiaTheme="majorEastAsia" w:hAnsi="Courier New" w:cstheme="majorBidi"/>
+          <w:color w:val="2F5496" w:themeColor="accent1" w:themeShade="BF"/>
+          <w:sz w:val="32"/>
+          <w:szCs w:val="32"/>
+        </w:rPr>
+      </w:pPr>
+      <w:r>
+        <w:rPr>
+          <w:rFonts w:ascii="Courier New" w:eastAsiaTheme="majorEastAsia" w:hAnsi="Courier New" w:cstheme="majorBidi"/>
+          <w:color w:val="2F5496" w:themeColor="accent1" w:themeShade="BF"/>
+          <w:sz w:val="32"/>
+          <w:szCs w:val="32"/>
+        </w:rPr>
+        <w:t>git merge</w:t>
+      </w:r>
+    </w:p>
+    <w:p>
+      <w:pPr>
+        <w:rPr>
+          <w:rFonts w:ascii="Courier New" w:eastAsiaTheme="majorEastAsia" w:hAnsi="Courier New" w:cstheme="majorBidi"/>
+          <w:color w:val="2F5496" w:themeColor="accent1" w:themeShade="BF"/>
+          <w:sz w:val="32"/>
+          <w:szCs w:val="32"/>
+        </w:rPr>
+      </w:pPr>
+    </w:p>
+    <w:p>
+      <w:pPr>
+        <w:rPr>
+          <w:rFonts w:ascii="Courier New" w:eastAsiaTheme="majorEastAsia" w:hAnsi="Courier New" w:cstheme="majorBidi"/>
+          <w:color w:val="2F5496" w:themeColor="accent1" w:themeShade="BF"/>
+          <w:sz w:val="32"/>
+          <w:szCs w:val="32"/>
+        </w:rPr>
+      </w:pPr>
+      <w:proofErr w:type="gramStart"/>
+      <w:r>
+        <w:rPr>
+          <w:rFonts w:ascii="Courier New" w:eastAsiaTheme="majorEastAsia" w:hAnsi="Courier New" w:cstheme="majorBidi"/>
+          <w:color w:val="2F5496" w:themeColor="accent1" w:themeShade="BF"/>
+          <w:sz w:val="32"/>
+          <w:szCs w:val="32"/>
+        </w:rPr>
+        <w:t>git</w:t>
+      </w:r>
+      <w:proofErr w:type="gramEnd"/>
+      <w:r>
+        <w:rPr>
+          <w:rFonts w:ascii="Courier New" w:eastAsiaTheme="majorEastAsia" w:hAnsi="Courier New" w:cstheme="majorBidi"/>
+          <w:color w:val="2F5496" w:themeColor="accent1" w:themeShade="BF"/>
+          <w:sz w:val="32"/>
+          <w:szCs w:val="32"/>
+        </w:rPr>
+        <w:t xml:space="preserve"> </w:t>
+      </w:r>
+      <w:r>
+        <w:rPr>
+          <w:rFonts w:ascii="Courier New" w:eastAsiaTheme="majorEastAsia" w:hAnsi="Courier New" w:cstheme="majorBidi"/>
+          <w:color w:val="2F5496" w:themeColor="accent1" w:themeShade="BF"/>
+          <w:sz w:val="32"/>
+          <w:szCs w:val="32"/>
+        </w:rPr>
+        <w:t>rebase</w:t>
+      </w:r>
+    </w:p>
+    <w:p>
+      <w:pPr>
+        <w:rPr>
+          <w:rFonts w:ascii="Courier New" w:eastAsiaTheme="majorEastAsia" w:hAnsi="Courier New" w:cstheme="majorBidi"/>
+          <w:color w:val="2F5496" w:themeColor="accent1" w:themeShade="BF"/>
+          <w:sz w:val="32"/>
+          <w:szCs w:val="32"/>
+        </w:rPr>
+      </w:pPr>
+    </w:p>
+    <w:p/>
+    <w:p>
+      <w:pPr>
         <w:pStyle w:val="Heading1"/>
       </w:pPr>
       <w:r>
@@ -208,15 +286,17 @@
         <w:pStyle w:val="Heading1"/>
       </w:pPr>
       <w:r>
-        <w:t>git pull</w:t>
-      </w:r>
-    </w:p>
-    <w:p>
-      <w:r>
-        <w:t>F</w:t>
-      </w:r>
-      <w:r>
-        <w:t>etch and merge any commits from the tracking remote branch</w:t>
+        <w:t xml:space="preserve">git </w:t>
+      </w:r>
+      <w:proofErr w:type="gramStart"/>
+      <w:r>
+        <w:t>pull</w:t>
+      </w:r>
+      <w:proofErr w:type="gramEnd"/>
+    </w:p>
+    <w:p>
+      <w:r>
+        <w:t>Fetch and merge any commits from the tracking remote branch</w:t>
       </w:r>
     </w:p>
     <w:p/>
@@ -263,26 +343,19 @@
         <w:pStyle w:val="Heading1"/>
       </w:pPr>
       <w:r>
+        <w:lastRenderedPageBreak/>
         <w:t>git</w:t>
       </w:r>
       <w:r>
         <w:t xml:space="preserve"> </w:t>
       </w:r>
-      <w:proofErr w:type="spellStart"/>
       <w:r>
         <w:t>rm</w:t>
       </w:r>
-      <w:proofErr w:type="spellEnd"/>
-    </w:p>
-    <w:p>
-      <w:r>
-        <w:t>D</w:t>
-      </w:r>
-      <w:r>
-        <w:t>elete the file from project and stage the removal for commi</w:t>
-      </w:r>
-      <w:r>
-        <w:t>t.</w:t>
+    </w:p>
+    <w:p>
+      <w:r>
+        <w:t>Delete the file from project and stage the removal for commit.</w:t>
       </w:r>
     </w:p>
     <w:p/>
@@ -301,13 +374,15 @@
     <w:p/>
     <w:p/>
     <w:p/>
+    <w:p/>
+    <w:p/>
     <w:p>
       <w:r>
         <w:t>Links to online help:</w:t>
       </w:r>
     </w:p>
     <w:p>
-      <w:hyperlink r:id="rId7" w:history="1">
+      <w:hyperlink r:id="rId8" w:history="1">
         <w:r>
           <w:rPr>
             <w:rStyle w:val="Hyperlink"/>
@@ -322,12 +397,15 @@
         <w:pStyle w:val="Heading2"/>
       </w:pPr>
       <w:r>
+        <w:lastRenderedPageBreak/>
         <w:t>Tortoise Settings</w:t>
       </w:r>
     </w:p>
     <w:p>
-      <w:bookmarkStart w:id="0" w:name="_GoBack"/>
-      <w:r>
+      <w:r>
+        <w:rPr>
+          <w:noProof/>
+        </w:rPr>
         <w:drawing>
           <wp:inline distT="0" distB="0" distL="0" distR="0" wp14:anchorId="30F8AAC6" wp14:editId="6FC4C1E7">
             <wp:extent cx="5760720" cy="4136390"/>
@@ -344,7 +422,7 @@
                     <pic:cNvPicPr/>
                   </pic:nvPicPr>
                   <pic:blipFill>
-                    <a:blip r:embed="rId8"/>
+                    <a:blip r:embed="rId9"/>
                     <a:stretch>
                       <a:fillRect/>
                     </a:stretch>
@@ -364,7 +442,600 @@
           </wp:inline>
         </w:drawing>
       </w:r>
-      <w:bookmarkEnd w:id="0"/>
+    </w:p>
+    <w:p/>
+    <w:p/>
+    <w:p>
+      <w:r>
+        <w:br w:type="page"/>
+      </w:r>
+    </w:p>
+    <w:p>
+      <w:pPr>
+        <w:pStyle w:val="Heading1"/>
+      </w:pPr>
+      <w:r>
+        <w:lastRenderedPageBreak/>
+        <w:t>Git Branch</w:t>
+      </w:r>
+    </w:p>
+    <w:p>
+      <w:pPr>
+        <w:pStyle w:val="Heading2"/>
+      </w:pPr>
+      <w:r>
+        <w:t>Overview</w:t>
+      </w:r>
+    </w:p>
+    <w:p>
+      <w:r>
+        <w:t xml:space="preserve">For modern Git and GitHub repositories, the recommended and industry-standard name for your single default branch is </w:t>
+      </w:r>
+      <w:r>
+        <w:rPr>
+          <w:b/>
+          <w:bCs/>
+          <w:u w:val="single"/>
+        </w:rPr>
+        <w:t>main</w:t>
+      </w:r>
+      <w:r>
+        <w:t>.</w:t>
+      </w:r>
+    </w:p>
+    <w:p>
+      <w:hyperlink r:id="rId10" w:history="1">
+        <w:proofErr w:type="spellStart"/>
+        <w:r>
+          <w:rPr>
+            <w:rStyle w:val="Hyperlink"/>
+          </w:rPr>
+          <w:t>Github</w:t>
+        </w:r>
+        <w:proofErr w:type="spellEnd"/>
+        <w:r>
+          <w:rPr>
+            <w:rStyle w:val="Hyperlink"/>
+          </w:rPr>
+          <w:t xml:space="preserve"> terminology </w:t>
+        </w:r>
+        <w:r>
+          <w:rPr>
+            <w:rStyle w:val="Hyperlink"/>
+          </w:rPr>
+          <w:t>·</w:t>
+        </w:r>
+        <w:r>
+          <w:rPr>
+            <w:rStyle w:val="Hyperlink"/>
+          </w:rPr>
+          <w:t xml:space="preserve"> </w:t>
+        </w:r>
+        <w:proofErr w:type="spellStart"/>
+        <w:r>
+          <w:rPr>
+            <w:rStyle w:val="Hyperlink"/>
+          </w:rPr>
+          <w:t>wrf</w:t>
+        </w:r>
+        <w:proofErr w:type="spellEnd"/>
+        <w:r>
+          <w:rPr>
+            <w:rStyle w:val="Hyperlink"/>
+          </w:rPr>
+          <w:t>-model/WRF Wiki</w:t>
+        </w:r>
+      </w:hyperlink>
+    </w:p>
+    <w:p>
+      <w:r>
+        <w:t>Within the main repository there are branches. Unlike with Subversion software, there is no special "trunk" code, technically all branches are equal. The main "branch" (analogous to the trunk) is the master.</w:t>
+      </w:r>
+    </w:p>
+    <w:p/>
+    <w:p>
+      <w:r>
+        <w:t>Master was the prev. standard name</w:t>
+      </w:r>
+    </w:p>
+    <w:p>
+      <w:r>
+        <w:rPr>
+          <w:noProof/>
+        </w:rPr>
+        <w:drawing>
+          <wp:inline distT="0" distB="0" distL="0" distR="0" wp14:anchorId="15D137A2" wp14:editId="0B9E79C8">
+            <wp:extent cx="5760720" cy="3076575"/>
+            <wp:effectExtent l="0" t="0" r="0" b="9525"/>
+            <wp:docPr id="531980644" name="Picture 1"/>
+            <wp:cNvGraphicFramePr>
+              <a:graphicFrameLocks xmlns:a="http://schemas.openxmlformats.org/drawingml/2006/main" noChangeAspect="1"/>
+            </wp:cNvGraphicFramePr>
+            <a:graphic xmlns:a="http://schemas.openxmlformats.org/drawingml/2006/main">
+              <a:graphicData uri="http://schemas.openxmlformats.org/drawingml/2006/picture">
+                <pic:pic xmlns:pic="http://schemas.openxmlformats.org/drawingml/2006/picture">
+                  <pic:nvPicPr>
+                    <pic:cNvPr id="531980644" name=""/>
+                    <pic:cNvPicPr/>
+                  </pic:nvPicPr>
+                  <pic:blipFill>
+                    <a:blip r:embed="rId11"/>
+                    <a:stretch>
+                      <a:fillRect/>
+                    </a:stretch>
+                  </pic:blipFill>
+                  <pic:spPr>
+                    <a:xfrm>
+                      <a:off x="0" y="0"/>
+                      <a:ext cx="5760720" cy="3076575"/>
+                    </a:xfrm>
+                    <a:prstGeom prst="rect">
+                      <a:avLst/>
+                    </a:prstGeom>
+                  </pic:spPr>
+                </pic:pic>
+              </a:graphicData>
+            </a:graphic>
+          </wp:inline>
+        </w:drawing>
+      </w:r>
+    </w:p>
+    <w:p/>
+    <w:p>
+      <w:pPr>
+        <w:pStyle w:val="Heading2"/>
+      </w:pPr>
+      <w:r>
+        <w:t>How to Merge Braches</w:t>
+      </w:r>
+    </w:p>
+    <w:p>
+      <w:pPr>
+        <w:pStyle w:val="Heading3"/>
+      </w:pPr>
+      <w:r>
+        <w:t>Change the Default Branch on GitHub</w:t>
+      </w:r>
+      <w:r>
+        <w:t>.</w:t>
+      </w:r>
+    </w:p>
+    <w:p>
+      <w:r>
+        <w:t>First, update the default branch setting in your GitHub repository so new pull requests and clones point to the correct branch.</w:t>
+      </w:r>
+    </w:p>
+    <w:p>
+      <w:pPr>
+        <w:pStyle w:val="ListParagraph"/>
+        <w:numPr>
+          <w:ilvl w:val="0"/>
+          <w:numId w:val="1"/>
+        </w:numPr>
+      </w:pPr>
+      <w:r>
+        <w:t>Navigate to your repository on GitHub.com.</w:t>
+      </w:r>
+    </w:p>
+    <w:p>
+      <w:pPr>
+        <w:pStyle w:val="ListParagraph"/>
+        <w:numPr>
+          <w:ilvl w:val="0"/>
+          <w:numId w:val="1"/>
+        </w:numPr>
+      </w:pPr>
+      <w:r>
+        <w:t>Click Settings (the gear icon) at the top of the repository page.</w:t>
+      </w:r>
+    </w:p>
+    <w:p>
+      <w:pPr>
+        <w:pStyle w:val="ListParagraph"/>
+        <w:numPr>
+          <w:ilvl w:val="0"/>
+          <w:numId w:val="1"/>
+        </w:numPr>
+      </w:pPr>
+      <w:r>
+        <w:t>In the left-hand menu, click Branches.</w:t>
+      </w:r>
+    </w:p>
+    <w:p>
+      <w:pPr>
+        <w:pStyle w:val="ListParagraph"/>
+        <w:numPr>
+          <w:ilvl w:val="0"/>
+          <w:numId w:val="1"/>
+        </w:numPr>
+      </w:pPr>
+      <w:r>
+        <w:t>Click the Switch default branch icon (the pencil) next to your current default branch.</w:t>
+      </w:r>
+    </w:p>
+    <w:p>
+      <w:r>
+        <w:br w:type="page"/>
+      </w:r>
+    </w:p>
+    <w:p/>
+    <w:p>
+      <w:pPr>
+        <w:pStyle w:val="Heading3"/>
+      </w:pPr>
+      <w:r>
+        <w:t>Update Your Local Repository</w:t>
+      </w:r>
+    </w:p>
+    <w:p>
+      <w:r>
+        <w:t>After updating the remote setting on GitHub, you need to sync your local clone with the new branch name. Open your terminal in the repository folder and run the following commands:</w:t>
+      </w:r>
+    </w:p>
+    <w:p/>
+    <w:p/>
+    <w:p>
+      <w:r>
+        <w:t>*******************************************************************************</w:t>
+      </w:r>
+    </w:p>
+    <w:p>
+      <w:r>
+        <w:t xml:space="preserve">Bash </w:t>
+      </w:r>
+      <w:proofErr w:type="spellStart"/>
+      <w:r>
+        <w:t>Cammands</w:t>
+      </w:r>
+      <w:proofErr w:type="spellEnd"/>
+      <w:r>
+        <w:t xml:space="preserve"> x4</w:t>
+      </w:r>
+    </w:p>
+    <w:p>
+      <w:pPr>
+        <w:pStyle w:val="NoSpacing"/>
+      </w:pPr>
+      <w:r>
+        <w:t># Rename your local branch from master to main</w:t>
+      </w:r>
+    </w:p>
+    <w:p>
+      <w:pPr>
+        <w:pStyle w:val="NoSpacing"/>
+        <w:rPr>
+          <w:rFonts w:ascii="Consolas" w:hAnsi="Consolas"/>
+        </w:rPr>
+      </w:pPr>
+      <w:r>
+        <w:rPr>
+          <w:rFonts w:ascii="Consolas" w:hAnsi="Consolas"/>
+        </w:rPr>
+        <w:t>git branch -m master main</w:t>
+      </w:r>
+    </w:p>
+    <w:p>
+      <w:pPr>
+        <w:pStyle w:val="NoSpacing"/>
+      </w:pPr>
+    </w:p>
+    <w:p>
+      <w:pPr>
+        <w:pStyle w:val="NoSpacing"/>
+      </w:pPr>
+      <w:r>
+        <w:t># Fetch the latest changes and point your local branch to the new remote default</w:t>
+      </w:r>
+    </w:p>
+    <w:p>
+      <w:pPr>
+        <w:pStyle w:val="NoSpacing"/>
+        <w:rPr>
+          <w:rFonts w:ascii="Consolas" w:hAnsi="Consolas"/>
+        </w:rPr>
+      </w:pPr>
+      <w:r>
+        <w:rPr>
+          <w:rFonts w:ascii="Consolas" w:hAnsi="Consolas"/>
+        </w:rPr>
+        <w:t>git fetch origin</w:t>
+      </w:r>
+    </w:p>
+    <w:p>
+      <w:pPr>
+        <w:pStyle w:val="NoSpacing"/>
+        <w:rPr>
+          <w:rFonts w:ascii="Consolas" w:hAnsi="Consolas"/>
+        </w:rPr>
+      </w:pPr>
+      <w:r>
+        <w:rPr>
+          <w:rFonts w:ascii="Consolas" w:hAnsi="Consolas"/>
+        </w:rPr>
+        <w:t xml:space="preserve">git branch -u origin/main </w:t>
+      </w:r>
+      <w:proofErr w:type="spellStart"/>
+      <w:r>
+        <w:rPr>
+          <w:rFonts w:ascii="Consolas" w:hAnsi="Consolas"/>
+        </w:rPr>
+        <w:t>main</w:t>
+      </w:r>
+      <w:proofErr w:type="spellEnd"/>
+    </w:p>
+    <w:p>
+      <w:pPr>
+        <w:pStyle w:val="NoSpacing"/>
+      </w:pPr>
+    </w:p>
+    <w:p>
+      <w:pPr>
+        <w:pStyle w:val="NoSpacing"/>
+      </w:pPr>
+      <w:r>
+        <w:t># Update your remote HEAD to point to the new branch</w:t>
+      </w:r>
+    </w:p>
+    <w:p>
+      <w:pPr>
+        <w:pStyle w:val="NoSpacing"/>
+        <w:rPr>
+          <w:rFonts w:ascii="Consolas" w:hAnsi="Consolas"/>
+        </w:rPr>
+      </w:pPr>
+      <w:r>
+        <w:rPr>
+          <w:rFonts w:ascii="Consolas" w:hAnsi="Consolas"/>
+        </w:rPr>
+        <w:t>git remote set-head origin main</w:t>
+      </w:r>
+    </w:p>
+    <w:p/>
+    <w:p>
+      <w:r>
+        <w:t>*******************************************************************************</w:t>
+      </w:r>
+    </w:p>
+    <w:p/>
+    <w:p/>
+    <w:p>
+      <w:r>
+        <w:drawing>
+          <wp:inline distT="0" distB="0" distL="0" distR="0" wp14:anchorId="34CE61FD" wp14:editId="47793EC3">
+            <wp:extent cx="3407289" cy="3824188"/>
+            <wp:effectExtent l="0" t="0" r="3175" b="5080"/>
+            <wp:docPr id="2048092425" name="Picture 1"/>
+            <wp:cNvGraphicFramePr>
+              <a:graphicFrameLocks xmlns:a="http://schemas.openxmlformats.org/drawingml/2006/main" noChangeAspect="1"/>
+            </wp:cNvGraphicFramePr>
+            <a:graphic xmlns:a="http://schemas.openxmlformats.org/drawingml/2006/main">
+              <a:graphicData uri="http://schemas.openxmlformats.org/drawingml/2006/picture">
+                <pic:pic xmlns:pic="http://schemas.openxmlformats.org/drawingml/2006/picture">
+                  <pic:nvPicPr>
+                    <pic:cNvPr id="2048092425" name=""/>
+                    <pic:cNvPicPr/>
+                  </pic:nvPicPr>
+                  <pic:blipFill>
+                    <a:blip r:embed="rId12"/>
+                    <a:stretch>
+                      <a:fillRect/>
+                    </a:stretch>
+                  </pic:blipFill>
+                  <pic:spPr>
+                    <a:xfrm>
+                      <a:off x="0" y="0"/>
+                      <a:ext cx="3423738" cy="3842650"/>
+                    </a:xfrm>
+                    <a:prstGeom prst="rect">
+                      <a:avLst/>
+                    </a:prstGeom>
+                  </pic:spPr>
+                </pic:pic>
+              </a:graphicData>
+            </a:graphic>
+          </wp:inline>
+        </w:drawing>
+      </w:r>
+    </w:p>
+    <w:p/>
+    <w:p>
+      <w:pPr>
+        <w:pStyle w:val="NoSpacing"/>
+        <w:rPr>
+          <w:rFonts w:ascii="Consolas" w:hAnsi="Consolas"/>
+        </w:rPr>
+      </w:pPr>
+      <w:r>
+        <w:rPr>
+          <w:rFonts w:ascii="Consolas" w:hAnsi="Consolas"/>
+        </w:rPr>
+        <w:lastRenderedPageBreak/>
+        <w:drawing>
+          <wp:anchor distT="0" distB="0" distL="114300" distR="114300" simplePos="0" relativeHeight="251663360" behindDoc="0" locked="0" layoutInCell="1" allowOverlap="1" wp14:anchorId="5B9D3187" wp14:editId="4ECA5398">
+            <wp:simplePos x="0" y="0"/>
+            <wp:positionH relativeFrom="column">
+              <wp:posOffset>2114032</wp:posOffset>
+            </wp:positionH>
+            <wp:positionV relativeFrom="paragraph">
+              <wp:posOffset>192409</wp:posOffset>
+            </wp:positionV>
+            <wp:extent cx="3671510" cy="2610695"/>
+            <wp:effectExtent l="0" t="0" r="5715" b="0"/>
+            <wp:wrapNone/>
+            <wp:docPr id="545638748" name="Picture 1"/>
+            <wp:cNvGraphicFramePr>
+              <a:graphicFrameLocks xmlns:a="http://schemas.openxmlformats.org/drawingml/2006/main" noChangeAspect="1"/>
+            </wp:cNvGraphicFramePr>
+            <a:graphic xmlns:a="http://schemas.openxmlformats.org/drawingml/2006/main">
+              <a:graphicData uri="http://schemas.openxmlformats.org/drawingml/2006/picture">
+                <pic:pic xmlns:pic="http://schemas.openxmlformats.org/drawingml/2006/picture">
+                  <pic:nvPicPr>
+                    <pic:cNvPr id="545638748" name=""/>
+                    <pic:cNvPicPr/>
+                  </pic:nvPicPr>
+                  <pic:blipFill>
+                    <a:blip r:embed="rId13">
+                      <a:extLst>
+                        <a:ext uri="{28A0092B-C50C-407E-A947-70E740481C1C}">
+                          <a14:useLocalDpi xmlns:a14="http://schemas.microsoft.com/office/drawing/2010/main" val="0"/>
+                        </a:ext>
+                      </a:extLst>
+                    </a:blip>
+                    <a:stretch>
+                      <a:fillRect/>
+                    </a:stretch>
+                  </pic:blipFill>
+                  <pic:spPr>
+                    <a:xfrm>
+                      <a:off x="0" y="0"/>
+                      <a:ext cx="3671510" cy="2610695"/>
+                    </a:xfrm>
+                    <a:prstGeom prst="rect">
+                      <a:avLst/>
+                    </a:prstGeom>
+                  </pic:spPr>
+                </pic:pic>
+              </a:graphicData>
+            </a:graphic>
+            <wp14:sizeRelH relativeFrom="margin">
+              <wp14:pctWidth>0</wp14:pctWidth>
+            </wp14:sizeRelH>
+            <wp14:sizeRelV relativeFrom="margin">
+              <wp14:pctHeight>0</wp14:pctHeight>
+            </wp14:sizeRelV>
+          </wp:anchor>
+        </w:drawing>
+      </w:r>
+      <w:r>
+        <w:rPr>
+          <w:rFonts w:ascii="Consolas" w:hAnsi="Consolas"/>
+        </w:rPr>
+        <w:drawing>
+          <wp:inline distT="0" distB="0" distL="0" distR="0" wp14:anchorId="77706A96" wp14:editId="2EB5E937">
+            <wp:extent cx="1857634" cy="2867425"/>
+            <wp:effectExtent l="0" t="0" r="9525" b="9525"/>
+            <wp:docPr id="2008138159" name="Picture 1"/>
+            <wp:cNvGraphicFramePr>
+              <a:graphicFrameLocks xmlns:a="http://schemas.openxmlformats.org/drawingml/2006/main" noChangeAspect="1"/>
+            </wp:cNvGraphicFramePr>
+            <a:graphic xmlns:a="http://schemas.openxmlformats.org/drawingml/2006/main">
+              <a:graphicData uri="http://schemas.openxmlformats.org/drawingml/2006/picture">
+                <pic:pic xmlns:pic="http://schemas.openxmlformats.org/drawingml/2006/picture">
+                  <pic:nvPicPr>
+                    <pic:cNvPr id="2008138159" name=""/>
+                    <pic:cNvPicPr/>
+                  </pic:nvPicPr>
+                  <pic:blipFill>
+                    <a:blip r:embed="rId14"/>
+                    <a:stretch>
+                      <a:fillRect/>
+                    </a:stretch>
+                  </pic:blipFill>
+                  <pic:spPr>
+                    <a:xfrm>
+                      <a:off x="0" y="0"/>
+                      <a:ext cx="1857634" cy="2867425"/>
+                    </a:xfrm>
+                    <a:prstGeom prst="rect">
+                      <a:avLst/>
+                    </a:prstGeom>
+                  </pic:spPr>
+                </pic:pic>
+              </a:graphicData>
+            </a:graphic>
+          </wp:inline>
+        </w:drawing>
+      </w:r>
+      <w:r>
+        <w:rPr>
+          <w:rFonts w:ascii="Consolas" w:hAnsi="Consolas"/>
+        </w:rPr>
+        <w:t xml:space="preserve"> </w:t>
+      </w:r>
+    </w:p>
+    <w:p>
+      <w:pPr>
+        <w:pStyle w:val="NoSpacing"/>
+        <w:rPr>
+          <w:rFonts w:ascii="Consolas" w:hAnsi="Consolas"/>
+        </w:rPr>
+      </w:pPr>
+    </w:p>
+    <w:p>
+      <w:pPr>
+        <w:pStyle w:val="NoSpacing"/>
+        <w:rPr>
+          <w:rFonts w:ascii="Consolas" w:hAnsi="Consolas"/>
+        </w:rPr>
+      </w:pPr>
+    </w:p>
+    <w:p>
+      <w:pPr>
+        <w:pStyle w:val="NoSpacing"/>
+        <w:rPr>
+          <w:rFonts w:ascii="Consolas" w:hAnsi="Consolas"/>
+        </w:rPr>
+      </w:pPr>
+      <w:r>
+        <w:rPr>
+          <w:rFonts w:ascii="Consolas" w:hAnsi="Consolas"/>
+        </w:rPr>
+        <w:t xml:space="preserve">  git branch -m trunk main</w:t>
+      </w:r>
+    </w:p>
+    <w:p>
+      <w:pPr>
+        <w:pStyle w:val="NoSpacing"/>
+        <w:rPr>
+          <w:rFonts w:ascii="Consolas" w:hAnsi="Consolas"/>
+        </w:rPr>
+      </w:pPr>
+      <w:r>
+        <w:rPr>
+          <w:rFonts w:ascii="Consolas" w:hAnsi="Consolas"/>
+        </w:rPr>
+        <w:t xml:space="preserve">  git fetch origin</w:t>
+      </w:r>
+    </w:p>
+    <w:p>
+      <w:pPr>
+        <w:pStyle w:val="NoSpacing"/>
+        <w:rPr>
+          <w:rFonts w:ascii="Consolas" w:hAnsi="Consolas"/>
+        </w:rPr>
+      </w:pPr>
+      <w:r>
+        <w:rPr>
+          <w:rFonts w:ascii="Consolas" w:hAnsi="Consolas"/>
+        </w:rPr>
+        <w:t xml:space="preserve">  git branch -u origin/main </w:t>
+      </w:r>
+      <w:proofErr w:type="spellStart"/>
+      <w:r>
+        <w:rPr>
+          <w:rFonts w:ascii="Consolas" w:hAnsi="Consolas"/>
+        </w:rPr>
+        <w:t>main</w:t>
+      </w:r>
+      <w:proofErr w:type="spellEnd"/>
+    </w:p>
+    <w:p>
+      <w:pPr>
+        <w:rPr>
+          <w:rFonts w:ascii="Consolas" w:hAnsi="Consolas"/>
+        </w:rPr>
+      </w:pPr>
+      <w:r>
+        <w:rPr>
+          <w:rFonts w:ascii="Consolas" w:hAnsi="Consolas"/>
+        </w:rPr>
+        <w:t xml:space="preserve">  git remote set-head origin -a</w:t>
+      </w:r>
+    </w:p>
+    <w:p>
+      <w:r>
+        <w:t xml:space="preserve">  </w:t>
+      </w:r>
     </w:p>
     <w:sectPr>
       <w:pgSz w:w="11906" w:h="16838"/>
@@ -376,8 +1047,105 @@
 </w:document>
 </file>
 
+<file path=word/numbering.xml><?xml version="1.0" encoding="utf-8"?>
+<w:numbering xmlns:wpc="http://schemas.microsoft.com/office/word/2010/wordprocessingCanvas" xmlns:cx="http://schemas.microsoft.com/office/drawing/2014/chartex" xmlns:cx1="http://schemas.microsoft.com/office/drawing/2015/9/8/chartex" xmlns:cx2="http://schemas.microsoft.com/office/drawing/2015/10/21/chartex" xmlns:cx3="http://schemas.microsoft.com/office/drawing/2016/5/9/chartex" xmlns:cx4="http://schemas.microsoft.com/office/drawing/2016/5/10/chartex" xmlns:cx5="http://schemas.microsoft.com/office/drawing/2016/5/11/chartex" xmlns:cx6="http://schemas.microsoft.com/office/drawing/2016/5/12/chartex" xmlns:cx7="http://schemas.microsoft.com/office/drawing/2016/5/13/chartex" xmlns:cx8="http://schemas.microsoft.com/office/drawing/2016/5/14/chartex" xmlns:mc="http://schemas.openxmlformats.org/markup-compatibility/2006" xmlns:aink="http://schemas.microsoft.com/office/drawing/2016/ink" xmlns:am3d="http://schemas.microsoft.com/office/drawing/2017/model3d" xmlns:o="urn:schemas-microsoft-com:office:office" xmlns:oel="http://schemas.microsoft.com/office/2019/extlst" xmlns:r="http://schemas.openxmlformats.org/officeDocument/2006/relationships" xmlns:m="http://schemas.openxmlformats.org/officeDocument/2006/math" xmlns:v="urn:schemas-microsoft-com:vml" xmlns:wp14="http://schemas.microsoft.com/office/word/2010/wordprocessingDrawing" xmlns:wp="http://schemas.openxmlformats.org/drawingml/2006/wordprocessingDrawing" xmlns:w10="urn:schemas-microsoft-com:office:word" xmlns:w="http://schemas.openxmlformats.org/wordprocessingml/2006/main" xmlns:w14="http://schemas.microsoft.com/office/word/2010/wordml" xmlns:w15="http://schemas.microsoft.com/office/word/2012/wordml" xmlns:w16cex="http://schemas.microsoft.com/office/word/2018/wordml/cex" xmlns:w16cid="http://schemas.microsoft.com/office/word/2016/wordml/cid" xmlns:w16="http://schemas.microsoft.com/office/word/2018/wordml" xmlns:w16du="http://schemas.microsoft.com/office/word/2023/wordml/word16du" xmlns:w16sdtdh="http://schemas.microsoft.com/office/word/2020/wordml/sdtdatahash" xmlns:w16sdtfl="http://schemas.microsoft.com/office/word/2024/wordml/sdtformatlock" xmlns:w16se="http://schemas.microsoft.com/office/word/2015/wordml/symex" xmlns:wpg="http://schemas.microsoft.com/office/word/2010/wordprocessingGroup" xmlns:wpi="http://schemas.microsoft.com/office/word/2010/wordprocessingInk" xmlns:wne="http://schemas.microsoft.com/office/word/2006/wordml" xmlns:wps="http://schemas.microsoft.com/office/word/2010/wordprocessingShape" mc:Ignorable="w14 w15 w16se w16cid w16 w16cex w16sdtdh w16sdtfl w16du wp14">
+  <w:abstractNum w:abstractNumId="0" w15:restartNumberingAfterBreak="0">
+    <w:nsid w:val="31570893"/>
+    <w:multiLevelType w:val="hybridMultilevel"/>
+    <w:tmpl w:val="14E044B8"/>
+    <w:lvl w:ilvl="0" w:tplc="041D000F">
+      <w:start w:val="1"/>
+      <w:numFmt w:val="decimal"/>
+      <w:lvlText w:val="%1."/>
+      <w:lvlJc w:val="left"/>
+      <w:pPr>
+        <w:ind w:left="720" w:hanging="360"/>
+      </w:pPr>
+      <w:rPr>
+        <w:rFonts w:hint="default"/>
+      </w:rPr>
+    </w:lvl>
+    <w:lvl w:ilvl="1" w:tplc="041D0019" w:tentative="1">
+      <w:start w:val="1"/>
+      <w:numFmt w:val="lowerLetter"/>
+      <w:lvlText w:val="%2."/>
+      <w:lvlJc w:val="left"/>
+      <w:pPr>
+        <w:ind w:left="1440" w:hanging="360"/>
+      </w:pPr>
+    </w:lvl>
+    <w:lvl w:ilvl="2" w:tplc="041D001B" w:tentative="1">
+      <w:start w:val="1"/>
+      <w:numFmt w:val="lowerRoman"/>
+      <w:lvlText w:val="%3."/>
+      <w:lvlJc w:val="right"/>
+      <w:pPr>
+        <w:ind w:left="2160" w:hanging="180"/>
+      </w:pPr>
+    </w:lvl>
+    <w:lvl w:ilvl="3" w:tplc="041D000F" w:tentative="1">
+      <w:start w:val="1"/>
+      <w:numFmt w:val="decimal"/>
+      <w:lvlText w:val="%4."/>
+      <w:lvlJc w:val="left"/>
+      <w:pPr>
+        <w:ind w:left="2880" w:hanging="360"/>
+      </w:pPr>
+    </w:lvl>
+    <w:lvl w:ilvl="4" w:tplc="041D0019" w:tentative="1">
+      <w:start w:val="1"/>
+      <w:numFmt w:val="lowerLetter"/>
+      <w:lvlText w:val="%5."/>
+      <w:lvlJc w:val="left"/>
+      <w:pPr>
+        <w:ind w:left="3600" w:hanging="360"/>
+      </w:pPr>
+    </w:lvl>
+    <w:lvl w:ilvl="5" w:tplc="041D001B" w:tentative="1">
+      <w:start w:val="1"/>
+      <w:numFmt w:val="lowerRoman"/>
+      <w:lvlText w:val="%6."/>
+      <w:lvlJc w:val="right"/>
+      <w:pPr>
+        <w:ind w:left="4320" w:hanging="180"/>
+      </w:pPr>
+    </w:lvl>
+    <w:lvl w:ilvl="6" w:tplc="041D000F" w:tentative="1">
+      <w:start w:val="1"/>
+      <w:numFmt w:val="decimal"/>
+      <w:lvlText w:val="%7."/>
+      <w:lvlJc w:val="left"/>
+      <w:pPr>
+        <w:ind w:left="5040" w:hanging="360"/>
+      </w:pPr>
+    </w:lvl>
+    <w:lvl w:ilvl="7" w:tplc="041D0019" w:tentative="1">
+      <w:start w:val="1"/>
+      <w:numFmt w:val="lowerLetter"/>
+      <w:lvlText w:val="%8."/>
+      <w:lvlJc w:val="left"/>
+      <w:pPr>
+        <w:ind w:left="5760" w:hanging="360"/>
+      </w:pPr>
+    </w:lvl>
+    <w:lvl w:ilvl="8" w:tplc="041D001B" w:tentative="1">
+      <w:start w:val="1"/>
+      <w:numFmt w:val="lowerRoman"/>
+      <w:lvlText w:val="%9."/>
+      <w:lvlJc w:val="right"/>
+      <w:pPr>
+        <w:ind w:left="6480" w:hanging="180"/>
+      </w:pPr>
+    </w:lvl>
+  </w:abstractNum>
+  <w:num w:numId="1" w16cid:durableId="346686083">
+    <w:abstractNumId w:val="0"/>
+  </w:num>
+</w:numbering>
+</file>
+
 <file path=word/styles.xml><?xml version="1.0" encoding="utf-8"?>
-<w:styles xmlns:mc="http://schemas.openxmlformats.org/markup-compatibility/2006" xmlns:r="http://schemas.openxmlformats.org/officeDocument/2006/relationships" xmlns:w="http://schemas.openxmlformats.org/wordprocessingml/2006/main" xmlns:w14="http://schemas.microsoft.com/office/word/2010/wordml" xmlns:w15="http://schemas.microsoft.com/office/word/2012/wordml" xmlns:w16se="http://schemas.microsoft.com/office/word/2015/wordml/symex" mc:Ignorable="w14 w15 w16se">
+<w:styles xmlns:mc="http://schemas.openxmlformats.org/markup-compatibility/2006" xmlns:r="http://schemas.openxmlformats.org/officeDocument/2006/relationships" xmlns:w="http://schemas.openxmlformats.org/wordprocessingml/2006/main" xmlns:w14="http://schemas.microsoft.com/office/word/2010/wordml" xmlns:w15="http://schemas.microsoft.com/office/word/2012/wordml" xmlns:w16cex="http://schemas.microsoft.com/office/word/2018/wordml/cex" xmlns:w16cid="http://schemas.microsoft.com/office/word/2016/wordml/cid" xmlns:w16="http://schemas.microsoft.com/office/word/2018/wordml" xmlns:w16du="http://schemas.microsoft.com/office/word/2023/wordml/word16du" xmlns:w16sdtdh="http://schemas.microsoft.com/office/word/2020/wordml/sdtdatahash" xmlns:w16sdtfl="http://schemas.microsoft.com/office/word/2024/wordml/sdtformatlock" xmlns:w16se="http://schemas.microsoft.com/office/word/2015/wordml/symex" mc:Ignorable="w14 w15 w16se w16cid w16 w16cex w16sdtdh w16sdtfl w16du">
   <w:docDefaults>
     <w:rPrDefault>
       <w:rPr>
@@ -393,7 +1161,7 @@
       </w:pPr>
     </w:pPrDefault>
   </w:docDefaults>
-  <w:latentStyles w:defLockedState="0" w:defUIPriority="99" w:defSemiHidden="0" w:defUnhideWhenUsed="0" w:defQFormat="0" w:count="373">
+  <w:latentStyles w:defLockedState="0" w:defUIPriority="99" w:defSemiHidden="0" w:defUnhideWhenUsed="0" w:defQFormat="0" w:count="376">
     <w:lsdException w:name="Normal" w:uiPriority="0" w:qFormat="1"/>
     <w:lsdException w:name="heading 1" w:uiPriority="9" w:qFormat="1"/>
     <w:lsdException w:name="heading 2" w:semiHidden="1" w:uiPriority="9" w:unhideWhenUsed="1" w:qFormat="1"/>
@@ -767,6 +1535,9 @@
     <w:lsdException w:name="List Table 7 Colorful Accent 6" w:uiPriority="52"/>
     <w:lsdException w:name="Mention" w:semiHidden="1" w:unhideWhenUsed="1"/>
     <w:lsdException w:name="Smart Hyperlink" w:semiHidden="1" w:unhideWhenUsed="1"/>
+    <w:lsdException w:name="Hashtag" w:semiHidden="1" w:unhideWhenUsed="1"/>
+    <w:lsdException w:name="Unresolved Mention" w:semiHidden="1" w:unhideWhenUsed="1"/>
+    <w:lsdException w:name="Smart Link" w:semiHidden="1" w:unhideWhenUsed="1"/>
   </w:latentStyles>
   <w:style w:type="paragraph" w:default="1" w:styleId="Normal">
     <w:name w:val="Normal"/>
@@ -813,6 +1584,28 @@
       <w:color w:val="2F5496" w:themeColor="accent1" w:themeShade="BF"/>
       <w:sz w:val="26"/>
       <w:szCs w:val="26"/>
+    </w:rPr>
+  </w:style>
+  <w:style w:type="paragraph" w:styleId="Heading3">
+    <w:name w:val="heading 3"/>
+    <w:basedOn w:val="Normal"/>
+    <w:next w:val="Normal"/>
+    <w:link w:val="Heading3Char"/>
+    <w:uiPriority w:val="9"/>
+    <w:unhideWhenUsed/>
+    <w:qFormat/>
+    <w:rsid w:val="00AB74BD"/>
+    <w:pPr>
+      <w:keepNext/>
+      <w:keepLines/>
+      <w:spacing w:before="40" w:after="0"/>
+      <w:outlineLvl w:val="2"/>
+    </w:pPr>
+    <w:rPr>
+      <w:rFonts w:asciiTheme="majorHAnsi" w:eastAsiaTheme="majorEastAsia" w:hAnsiTheme="majorHAnsi" w:cstheme="majorBidi"/>
+      <w:color w:val="1F3763" w:themeColor="accent1" w:themeShade="7F"/>
+      <w:sz w:val="24"/>
+      <w:szCs w:val="24"/>
     </w:rPr>
   </w:style>
   <w:style w:type="character" w:default="1" w:styleId="DefaultParagraphFont">
@@ -928,6 +1721,51 @@
       <w:sz w:val="26"/>
       <w:szCs w:val="26"/>
     </w:rPr>
+  </w:style>
+  <w:style w:type="character" w:styleId="UnresolvedMention">
+    <w:name w:val="Unresolved Mention"/>
+    <w:basedOn w:val="DefaultParagraphFont"/>
+    <w:uiPriority w:val="99"/>
+    <w:semiHidden/>
+    <w:unhideWhenUsed/>
+    <w:rsid w:val="00E20721"/>
+    <w:rPr>
+      <w:color w:val="605E5C"/>
+      <w:shd w:val="clear" w:color="auto" w:fill="E1DFDD"/>
+    </w:rPr>
+  </w:style>
+  <w:style w:type="paragraph" w:styleId="ListParagraph">
+    <w:name w:val="List Paragraph"/>
+    <w:basedOn w:val="Normal"/>
+    <w:uiPriority w:val="34"/>
+    <w:qFormat/>
+    <w:rsid w:val="00E20721"/>
+    <w:pPr>
+      <w:ind w:left="720"/>
+      <w:contextualSpacing/>
+    </w:pPr>
+  </w:style>
+  <w:style w:type="character" w:customStyle="1" w:styleId="Heading3Char">
+    <w:name w:val="Heading 3 Char"/>
+    <w:basedOn w:val="DefaultParagraphFont"/>
+    <w:link w:val="Heading3"/>
+    <w:uiPriority w:val="9"/>
+    <w:rsid w:val="00AB74BD"/>
+    <w:rPr>
+      <w:rFonts w:asciiTheme="majorHAnsi" w:eastAsiaTheme="majorEastAsia" w:hAnsiTheme="majorHAnsi" w:cstheme="majorBidi"/>
+      <w:color w:val="1F3763" w:themeColor="accent1" w:themeShade="7F"/>
+      <w:sz w:val="24"/>
+      <w:szCs w:val="24"/>
+    </w:rPr>
+  </w:style>
+  <w:style w:type="paragraph" w:styleId="NoSpacing">
+    <w:name w:val="No Spacing"/>
+    <w:uiPriority w:val="1"/>
+    <w:qFormat/>
+    <w:rsid w:val="00AB74BD"/>
+    <w:pPr>
+      <w:spacing w:after="0" w:line="240" w:lineRule="auto"/>
+    </w:pPr>
   </w:style>
 </w:styles>
 </file>

--- a/GIT_Commands_Help.docx
+++ b/GIT_Commands_Help.docx
@@ -267,36 +267,745 @@
         </w:rPr>
       </w:pPr>
     </w:p>
+    <w:p>
+      <w:pPr>
+        <w:rPr>
+          <w:rFonts w:ascii="Arial" w:hAnsi="Arial" w:cs="Arial"/>
+          <w:b/>
+          <w:bCs/>
+          <w:sz w:val="30"/>
+          <w:szCs w:val="30"/>
+          <w:lang w:val="sv-SE"/>
+        </w:rPr>
+      </w:pPr>
+      <w:r>
+        <w:rPr>
+          <w:rFonts w:ascii="Arial" w:hAnsi="Arial" w:cs="Arial"/>
+          <w:b/>
+          <w:bCs/>
+          <w:sz w:val="30"/>
+          <w:szCs w:val="30"/>
+          <w:lang w:val="sv-SE"/>
+        </w:rPr>
+        <w:t xml:space="preserve">Alternativ 1: </w:t>
+      </w:r>
+      <w:proofErr w:type="spellStart"/>
+      <w:proofErr w:type="gramStart"/>
+      <w:r>
+        <w:rPr>
+          <w:rFonts w:ascii="Arial" w:hAnsi="Arial" w:cs="Arial"/>
+          <w:b/>
+          <w:bCs/>
+          <w:sz w:val="30"/>
+          <w:szCs w:val="30"/>
+          <w:lang w:val="sv-SE"/>
+        </w:rPr>
+        <w:t>Rebase:a</w:t>
+      </w:r>
+      <w:proofErr w:type="spellEnd"/>
+      <w:proofErr w:type="gramEnd"/>
+      <w:r>
+        <w:rPr>
+          <w:rFonts w:ascii="Arial" w:hAnsi="Arial" w:cs="Arial"/>
+          <w:b/>
+          <w:bCs/>
+          <w:sz w:val="30"/>
+          <w:szCs w:val="30"/>
+          <w:lang w:val="sv-SE"/>
+        </w:rPr>
+        <w:t xml:space="preserve"> din nuvarande gren mot en annan gren</w:t>
+      </w:r>
+    </w:p>
+    <w:p>
+      <w:pPr>
+        <w:rPr>
+          <w:rFonts w:ascii="Arial" w:hAnsi="Arial" w:cs="Arial"/>
+          <w:sz w:val="24"/>
+          <w:szCs w:val="24"/>
+        </w:rPr>
+      </w:pPr>
+      <w:r>
+        <w:rPr>
+          <w:rFonts w:ascii="Arial" w:hAnsi="Arial" w:cs="Arial"/>
+          <w:lang w:val="sv-SE"/>
+        </w:rPr>
+        <w:t xml:space="preserve">Den här metoden är användbar om du vill ta de senaste ändringarna från en huvudgren och lägga dina egna </w:t>
+      </w:r>
+      <w:proofErr w:type="spellStart"/>
+      <w:r>
+        <w:rPr>
+          <w:rFonts w:ascii="Arial" w:hAnsi="Arial" w:cs="Arial"/>
+          <w:lang w:val="sv-SE"/>
+        </w:rPr>
+        <w:t>commits</w:t>
+      </w:r>
+      <w:proofErr w:type="spellEnd"/>
+      <w:r>
+        <w:rPr>
+          <w:rFonts w:ascii="Arial" w:hAnsi="Arial" w:cs="Arial"/>
+          <w:lang w:val="sv-SE"/>
+        </w:rPr>
+        <w:t xml:space="preserve"> överst. </w:t>
+      </w:r>
+      <w:r>
+        <w:rPr>
+          <w:rFonts w:ascii="Arial" w:hAnsi="Arial" w:cs="Arial"/>
+        </w:rPr>
+        <w:t>[</w:t>
+      </w:r>
+      <w:hyperlink r:id="rId8" w:history="1">
+        <w:r>
+          <w:rPr>
+            <w:rStyle w:val="Hyperlink"/>
+            <w:rFonts w:ascii="Arial" w:hAnsi="Arial" w:cs="Arial"/>
+          </w:rPr>
+          <w:t>1</w:t>
+        </w:r>
+      </w:hyperlink>
+      <w:r>
+        <w:rPr>
+          <w:rFonts w:ascii="Arial" w:hAnsi="Arial" w:cs="Arial"/>
+        </w:rPr>
+        <w:t xml:space="preserve">, </w:t>
+      </w:r>
+      <w:hyperlink r:id="rId9" w:history="1">
+        <w:r>
+          <w:rPr>
+            <w:rStyle w:val="Hyperlink"/>
+            <w:rFonts w:ascii="Arial" w:hAnsi="Arial" w:cs="Arial"/>
+          </w:rPr>
+          <w:t>2</w:t>
+        </w:r>
+      </w:hyperlink>
+      <w:r>
+        <w:rPr>
+          <w:rFonts w:ascii="Arial" w:hAnsi="Arial" w:cs="Arial"/>
+        </w:rPr>
+        <w:t>]</w:t>
+      </w:r>
+    </w:p>
+    <w:p>
+      <w:pPr>
+        <w:pStyle w:val="z1qcye"/>
+        <w:numPr>
+          <w:ilvl w:val="0"/>
+          <w:numId w:val="2"/>
+        </w:numPr>
+        <w:spacing w:before="0" w:beforeAutospacing="0" w:after="0" w:afterAutospacing="0"/>
+        <w:rPr>
+          <w:rFonts w:ascii="Arial" w:hAnsi="Arial" w:cs="Arial"/>
+        </w:rPr>
+      </w:pPr>
+      <w:r>
+        <w:rPr>
+          <w:rStyle w:val="t286pc"/>
+          <w:rFonts w:ascii="Arial" w:hAnsi="Arial" w:cs="Arial"/>
+        </w:rPr>
+        <w:t xml:space="preserve">Öppna </w:t>
+      </w:r>
+      <w:proofErr w:type="spellStart"/>
+      <w:r>
+        <w:rPr>
+          <w:rStyle w:val="Strong"/>
+          <w:rFonts w:ascii="Arial" w:hAnsi="Arial" w:cs="Arial"/>
+        </w:rPr>
+        <w:t>GitHub</w:t>
+      </w:r>
+      <w:proofErr w:type="spellEnd"/>
+      <w:r>
+        <w:rPr>
+          <w:rStyle w:val="Strong"/>
+          <w:rFonts w:ascii="Arial" w:hAnsi="Arial" w:cs="Arial"/>
+        </w:rPr>
+        <w:t xml:space="preserve"> Desktop</w:t>
+      </w:r>
+      <w:r>
+        <w:rPr>
+          <w:rStyle w:val="t286pc"/>
+          <w:rFonts w:ascii="Arial" w:hAnsi="Arial" w:cs="Arial"/>
+        </w:rPr>
+        <w:t xml:space="preserve"> och välj ditt </w:t>
+      </w:r>
+      <w:proofErr w:type="spellStart"/>
+      <w:r>
+        <w:rPr>
+          <w:rStyle w:val="t286pc"/>
+          <w:rFonts w:ascii="Arial" w:hAnsi="Arial" w:cs="Arial"/>
+        </w:rPr>
+        <w:t>repository</w:t>
+      </w:r>
+      <w:proofErr w:type="spellEnd"/>
+      <w:r>
+        <w:rPr>
+          <w:rStyle w:val="t286pc"/>
+          <w:rFonts w:ascii="Arial" w:hAnsi="Arial" w:cs="Arial"/>
+        </w:rPr>
+        <w:t>.</w:t>
+      </w:r>
+    </w:p>
+    <w:p>
+      <w:pPr>
+        <w:pStyle w:val="z1qcye"/>
+        <w:numPr>
+          <w:ilvl w:val="0"/>
+          <w:numId w:val="2"/>
+        </w:numPr>
+        <w:spacing w:before="0" w:beforeAutospacing="0" w:after="0" w:afterAutospacing="0"/>
+        <w:rPr>
+          <w:rFonts w:ascii="Arial" w:hAnsi="Arial" w:cs="Arial"/>
+        </w:rPr>
+      </w:pPr>
+      <w:r>
+        <w:rPr>
+          <w:rStyle w:val="t286pc"/>
+          <w:rFonts w:ascii="Arial" w:hAnsi="Arial" w:cs="Arial"/>
+        </w:rPr>
+        <w:t xml:space="preserve">Säkerställ att du är på den gren du vill ändra via </w:t>
+      </w:r>
+      <w:r>
+        <w:rPr>
+          <w:rStyle w:val="Strong"/>
+          <w:rFonts w:ascii="Arial" w:hAnsi="Arial" w:cs="Arial"/>
+        </w:rPr>
+        <w:t xml:space="preserve">Current </w:t>
+      </w:r>
+      <w:proofErr w:type="spellStart"/>
+      <w:r>
+        <w:rPr>
+          <w:rStyle w:val="Strong"/>
+          <w:rFonts w:ascii="Arial" w:hAnsi="Arial" w:cs="Arial"/>
+        </w:rPr>
+        <w:t>Branch</w:t>
+      </w:r>
+      <w:proofErr w:type="spellEnd"/>
+      <w:r>
+        <w:rPr>
+          <w:rStyle w:val="t286pc"/>
+          <w:rFonts w:ascii="Arial" w:hAnsi="Arial" w:cs="Arial"/>
+        </w:rPr>
+        <w:t>-menyn.</w:t>
+      </w:r>
+    </w:p>
+    <w:p>
+      <w:pPr>
+        <w:pStyle w:val="z1qcye"/>
+        <w:numPr>
+          <w:ilvl w:val="0"/>
+          <w:numId w:val="2"/>
+        </w:numPr>
+        <w:spacing w:before="0" w:beforeAutospacing="0" w:after="0" w:afterAutospacing="0"/>
+        <w:rPr>
+          <w:rFonts w:ascii="Arial" w:hAnsi="Arial" w:cs="Arial"/>
+        </w:rPr>
+      </w:pPr>
+      <w:r>
+        <w:rPr>
+          <w:rStyle w:val="t286pc"/>
+          <w:rFonts w:ascii="Arial" w:hAnsi="Arial" w:cs="Arial"/>
+        </w:rPr>
+        <w:t xml:space="preserve">Klicka på </w:t>
+      </w:r>
+      <w:proofErr w:type="spellStart"/>
+      <w:r>
+        <w:rPr>
+          <w:rStyle w:val="Strong"/>
+          <w:rFonts w:ascii="Arial" w:hAnsi="Arial" w:cs="Arial"/>
+        </w:rPr>
+        <w:t>Branch</w:t>
+      </w:r>
+      <w:proofErr w:type="spellEnd"/>
+      <w:r>
+        <w:rPr>
+          <w:rStyle w:val="t286pc"/>
+          <w:rFonts w:ascii="Arial" w:hAnsi="Arial" w:cs="Arial"/>
+        </w:rPr>
+        <w:t xml:space="preserve"> i menyraden högst upp.</w:t>
+      </w:r>
+    </w:p>
+    <w:p>
+      <w:pPr>
+        <w:pStyle w:val="z1qcye"/>
+        <w:numPr>
+          <w:ilvl w:val="0"/>
+          <w:numId w:val="2"/>
+        </w:numPr>
+        <w:spacing w:before="0" w:beforeAutospacing="0" w:after="0" w:afterAutospacing="0"/>
+        <w:rPr>
+          <w:rFonts w:ascii="Arial" w:hAnsi="Arial" w:cs="Arial"/>
+          <w:lang w:val="en-US"/>
+        </w:rPr>
+      </w:pPr>
+      <w:proofErr w:type="spellStart"/>
+      <w:r>
+        <w:rPr>
+          <w:rStyle w:val="t286pc"/>
+          <w:rFonts w:ascii="Arial" w:hAnsi="Arial" w:cs="Arial"/>
+          <w:lang w:val="en-US"/>
+        </w:rPr>
+        <w:t>Välj</w:t>
+      </w:r>
+      <w:proofErr w:type="spellEnd"/>
+      <w:r>
+        <w:rPr>
+          <w:rStyle w:val="t286pc"/>
+          <w:rFonts w:ascii="Arial" w:hAnsi="Arial" w:cs="Arial"/>
+          <w:lang w:val="en-US"/>
+        </w:rPr>
+        <w:t xml:space="preserve"> </w:t>
+      </w:r>
+      <w:r>
+        <w:rPr>
+          <w:rStyle w:val="Strong"/>
+          <w:rFonts w:ascii="Arial" w:hAnsi="Arial" w:cs="Arial"/>
+          <w:lang w:val="en-US"/>
+        </w:rPr>
+        <w:t>Rebase Current Branch...</w:t>
+      </w:r>
+      <w:r>
+        <w:rPr>
+          <w:rStyle w:val="t286pc"/>
+          <w:rFonts w:ascii="Arial" w:hAnsi="Arial" w:cs="Arial"/>
+          <w:lang w:val="en-US"/>
+        </w:rPr>
+        <w:t xml:space="preserve"> </w:t>
+      </w:r>
+      <w:proofErr w:type="spellStart"/>
+      <w:r>
+        <w:rPr>
+          <w:rStyle w:val="t286pc"/>
+          <w:rFonts w:ascii="Arial" w:hAnsi="Arial" w:cs="Arial"/>
+          <w:lang w:val="en-US"/>
+        </w:rPr>
+        <w:t>i</w:t>
+      </w:r>
+      <w:proofErr w:type="spellEnd"/>
+      <w:r>
+        <w:rPr>
+          <w:rStyle w:val="t286pc"/>
+          <w:rFonts w:ascii="Arial" w:hAnsi="Arial" w:cs="Arial"/>
+          <w:lang w:val="en-US"/>
+        </w:rPr>
+        <w:t xml:space="preserve"> </w:t>
+      </w:r>
+      <w:proofErr w:type="spellStart"/>
+      <w:r>
+        <w:rPr>
+          <w:rStyle w:val="t286pc"/>
+          <w:rFonts w:ascii="Arial" w:hAnsi="Arial" w:cs="Arial"/>
+          <w:lang w:val="en-US"/>
+        </w:rPr>
+        <w:t>rullgardinsmenyn</w:t>
+      </w:r>
+      <w:proofErr w:type="spellEnd"/>
+      <w:r>
+        <w:rPr>
+          <w:rStyle w:val="t286pc"/>
+          <w:rFonts w:ascii="Arial" w:hAnsi="Arial" w:cs="Arial"/>
+          <w:lang w:val="en-US"/>
+        </w:rPr>
+        <w:t>.</w:t>
+      </w:r>
+    </w:p>
+    <w:p>
+      <w:pPr>
+        <w:pStyle w:val="z1qcye"/>
+        <w:numPr>
+          <w:ilvl w:val="0"/>
+          <w:numId w:val="2"/>
+        </w:numPr>
+        <w:spacing w:before="0" w:beforeAutospacing="0" w:after="0" w:afterAutospacing="0"/>
+        <w:rPr>
+          <w:rFonts w:ascii="Arial" w:hAnsi="Arial" w:cs="Arial"/>
+        </w:rPr>
+      </w:pPr>
+      <w:r>
+        <w:rPr>
+          <w:rStyle w:val="t286pc"/>
+          <w:rFonts w:ascii="Arial" w:hAnsi="Arial" w:cs="Arial"/>
+        </w:rPr>
+        <w:t xml:space="preserve">Klicka på den gren du vill </w:t>
+      </w:r>
+      <w:proofErr w:type="spellStart"/>
+      <w:proofErr w:type="gramStart"/>
+      <w:r>
+        <w:rPr>
+          <w:rStyle w:val="t286pc"/>
+          <w:rFonts w:ascii="Arial" w:hAnsi="Arial" w:cs="Arial"/>
+        </w:rPr>
+        <w:t>rebase:a</w:t>
+      </w:r>
+      <w:proofErr w:type="spellEnd"/>
+      <w:proofErr w:type="gramEnd"/>
+      <w:r>
+        <w:rPr>
+          <w:rStyle w:val="t286pc"/>
+          <w:rFonts w:ascii="Arial" w:hAnsi="Arial" w:cs="Arial"/>
+        </w:rPr>
+        <w:t xml:space="preserve"> din aktuella gren mot (</w:t>
+      </w:r>
+      <w:proofErr w:type="gramStart"/>
+      <w:r>
+        <w:rPr>
+          <w:rStyle w:val="t286pc"/>
+          <w:rFonts w:ascii="Arial" w:hAnsi="Arial" w:cs="Arial"/>
+        </w:rPr>
+        <w:t>t.ex.</w:t>
+      </w:r>
+      <w:proofErr w:type="gramEnd"/>
+      <w:r>
+        <w:rPr>
+          <w:rStyle w:val="t286pc"/>
+          <w:rFonts w:ascii="Arial" w:hAnsi="Arial" w:cs="Arial"/>
+        </w:rPr>
+        <w:t xml:space="preserve"> </w:t>
+      </w:r>
+      <w:proofErr w:type="spellStart"/>
+      <w:r>
+        <w:rPr>
+          <w:rStyle w:val="HTMLCode"/>
+          <w:sz w:val="21"/>
+          <w:szCs w:val="21"/>
+        </w:rPr>
+        <w:t>main</w:t>
+      </w:r>
+      <w:proofErr w:type="spellEnd"/>
+      <w:r>
+        <w:rPr>
+          <w:rStyle w:val="t286pc"/>
+          <w:rFonts w:ascii="Arial" w:hAnsi="Arial" w:cs="Arial"/>
+        </w:rPr>
+        <w:t xml:space="preserve"> eller </w:t>
+      </w:r>
+      <w:r>
+        <w:rPr>
+          <w:rStyle w:val="HTMLCode"/>
+          <w:sz w:val="21"/>
+          <w:szCs w:val="21"/>
+        </w:rPr>
+        <w:t>master</w:t>
+      </w:r>
+      <w:r>
+        <w:rPr>
+          <w:rStyle w:val="t286pc"/>
+          <w:rFonts w:ascii="Arial" w:hAnsi="Arial" w:cs="Arial"/>
+        </w:rPr>
+        <w:t xml:space="preserve">) och klicka sedan på </w:t>
+      </w:r>
+      <w:proofErr w:type="spellStart"/>
+      <w:r>
+        <w:rPr>
+          <w:rStyle w:val="Strong"/>
+          <w:rFonts w:ascii="Arial" w:hAnsi="Arial" w:cs="Arial"/>
+        </w:rPr>
+        <w:t>Rebase</w:t>
+      </w:r>
+      <w:proofErr w:type="spellEnd"/>
+      <w:r>
+        <w:rPr>
+          <w:rStyle w:val="t286pc"/>
+          <w:rFonts w:ascii="Arial" w:hAnsi="Arial" w:cs="Arial"/>
+        </w:rPr>
+        <w:t>.</w:t>
+      </w:r>
+    </w:p>
+    <w:p>
+      <w:pPr>
+        <w:pStyle w:val="z1qcye"/>
+        <w:numPr>
+          <w:ilvl w:val="0"/>
+          <w:numId w:val="2"/>
+        </w:numPr>
+        <w:spacing w:before="0" w:beforeAutospacing="0" w:after="0" w:afterAutospacing="0"/>
+        <w:rPr>
+          <w:rFonts w:ascii="Arial" w:hAnsi="Arial" w:cs="Arial"/>
+        </w:rPr>
+      </w:pPr>
+      <w:r>
+        <w:rPr>
+          <w:rStyle w:val="t286pc"/>
+          <w:rFonts w:ascii="Arial" w:hAnsi="Arial" w:cs="Arial"/>
+        </w:rPr>
+        <w:t xml:space="preserve">Om du varnas om potentiella konflikter, klicka på </w:t>
+      </w:r>
+      <w:r>
+        <w:rPr>
+          <w:rStyle w:val="Strong"/>
+          <w:rFonts w:ascii="Arial" w:hAnsi="Arial" w:cs="Arial"/>
+        </w:rPr>
+        <w:t xml:space="preserve">Begin </w:t>
+      </w:r>
+      <w:proofErr w:type="spellStart"/>
+      <w:r>
+        <w:rPr>
+          <w:rStyle w:val="Strong"/>
+          <w:rFonts w:ascii="Arial" w:hAnsi="Arial" w:cs="Arial"/>
+        </w:rPr>
+        <w:t>Rebase</w:t>
+      </w:r>
+      <w:proofErr w:type="spellEnd"/>
+      <w:r>
+        <w:rPr>
+          <w:rStyle w:val="t286pc"/>
+          <w:rFonts w:ascii="Arial" w:hAnsi="Arial" w:cs="Arial"/>
+        </w:rPr>
+        <w:t>.</w:t>
+      </w:r>
+    </w:p>
+    <w:p>
+      <w:pPr>
+        <w:pStyle w:val="z1qcye"/>
+        <w:numPr>
+          <w:ilvl w:val="0"/>
+          <w:numId w:val="2"/>
+        </w:numPr>
+        <w:spacing w:before="0" w:beforeAutospacing="0" w:after="0" w:afterAutospacing="0"/>
+        <w:rPr>
+          <w:rFonts w:ascii="Arial" w:hAnsi="Arial" w:cs="Arial"/>
+        </w:rPr>
+      </w:pPr>
+      <w:r>
+        <w:rPr>
+          <w:rStyle w:val="t286pc"/>
+          <w:rFonts w:ascii="Arial" w:hAnsi="Arial" w:cs="Arial"/>
+        </w:rPr>
+        <w:t xml:space="preserve">Om det uppstår </w:t>
+      </w:r>
+      <w:proofErr w:type="spellStart"/>
+      <w:r>
+        <w:rPr>
+          <w:rStyle w:val="Strong"/>
+          <w:rFonts w:ascii="Arial" w:hAnsi="Arial" w:cs="Arial"/>
+        </w:rPr>
+        <w:t>merge</w:t>
+      </w:r>
+      <w:proofErr w:type="spellEnd"/>
+      <w:r>
+        <w:rPr>
+          <w:rStyle w:val="Strong"/>
+          <w:rFonts w:ascii="Arial" w:hAnsi="Arial" w:cs="Arial"/>
+        </w:rPr>
+        <w:t>-konflikter</w:t>
+      </w:r>
+      <w:r>
+        <w:rPr>
+          <w:rStyle w:val="t286pc"/>
+          <w:rFonts w:ascii="Arial" w:hAnsi="Arial" w:cs="Arial"/>
+        </w:rPr>
+        <w:t xml:space="preserve">, kommer </w:t>
+      </w:r>
+      <w:proofErr w:type="spellStart"/>
+      <w:r>
+        <w:rPr>
+          <w:rStyle w:val="t286pc"/>
+          <w:rFonts w:ascii="Arial" w:hAnsi="Arial" w:cs="Arial"/>
+        </w:rPr>
+        <w:t>GitHub</w:t>
+      </w:r>
+      <w:proofErr w:type="spellEnd"/>
+      <w:r>
+        <w:rPr>
+          <w:rStyle w:val="t286pc"/>
+          <w:rFonts w:ascii="Arial" w:hAnsi="Arial" w:cs="Arial"/>
+        </w:rPr>
+        <w:t xml:space="preserve"> Desktop att varna dig. Du behöver då öppna filerna i din textredigerare (</w:t>
+      </w:r>
+      <w:proofErr w:type="gramStart"/>
+      <w:r>
+        <w:rPr>
+          <w:rStyle w:val="t286pc"/>
+          <w:rFonts w:ascii="Arial" w:hAnsi="Arial" w:cs="Arial"/>
+        </w:rPr>
+        <w:t>t.ex.</w:t>
+      </w:r>
+      <w:proofErr w:type="gramEnd"/>
+      <w:r>
+        <w:rPr>
+          <w:rStyle w:val="t286pc"/>
+          <w:rFonts w:ascii="Arial" w:hAnsi="Arial" w:cs="Arial"/>
+        </w:rPr>
+        <w:t xml:space="preserve"> VS Code), lösa konflikterna, spara filerna och klicka på </w:t>
+      </w:r>
+      <w:proofErr w:type="spellStart"/>
+      <w:r>
+        <w:rPr>
+          <w:rStyle w:val="Strong"/>
+          <w:rFonts w:ascii="Arial" w:hAnsi="Arial" w:cs="Arial"/>
+        </w:rPr>
+        <w:t>Continue</w:t>
+      </w:r>
+      <w:proofErr w:type="spellEnd"/>
+      <w:r>
+        <w:rPr>
+          <w:rStyle w:val="Strong"/>
+          <w:rFonts w:ascii="Arial" w:hAnsi="Arial" w:cs="Arial"/>
+        </w:rPr>
+        <w:t xml:space="preserve"> </w:t>
+      </w:r>
+      <w:proofErr w:type="spellStart"/>
+      <w:r>
+        <w:rPr>
+          <w:rStyle w:val="Strong"/>
+          <w:rFonts w:ascii="Arial" w:hAnsi="Arial" w:cs="Arial"/>
+        </w:rPr>
+        <w:t>Rebase</w:t>
+      </w:r>
+      <w:proofErr w:type="spellEnd"/>
+      <w:r>
+        <w:rPr>
+          <w:rStyle w:val="t286pc"/>
+          <w:rFonts w:ascii="Arial" w:hAnsi="Arial" w:cs="Arial"/>
+        </w:rPr>
+        <w:t xml:space="preserve"> i appen.</w:t>
+      </w:r>
+    </w:p>
+    <w:p>
+      <w:pPr>
+        <w:pStyle w:val="z1qcye"/>
+        <w:numPr>
+          <w:ilvl w:val="0"/>
+          <w:numId w:val="2"/>
+        </w:numPr>
+        <w:spacing w:before="0" w:beforeAutospacing="0" w:after="0" w:afterAutospacing="0"/>
+        <w:rPr>
+          <w:rFonts w:ascii="Arial" w:hAnsi="Arial" w:cs="Arial"/>
+        </w:rPr>
+      </w:pPr>
+      <w:r>
+        <w:rPr>
+          <w:rStyle w:val="t286pc"/>
+          <w:rFonts w:ascii="Arial" w:hAnsi="Arial" w:cs="Arial"/>
+        </w:rPr>
+        <w:t xml:space="preserve">Eftersom historiken skrivs om behöver du trycka på </w:t>
+      </w:r>
+      <w:r>
+        <w:rPr>
+          <w:rStyle w:val="Strong"/>
+          <w:rFonts w:ascii="Arial" w:hAnsi="Arial" w:cs="Arial"/>
+        </w:rPr>
+        <w:t xml:space="preserve">Force Push </w:t>
+      </w:r>
+      <w:proofErr w:type="spellStart"/>
+      <w:r>
+        <w:rPr>
+          <w:rStyle w:val="Strong"/>
+          <w:rFonts w:ascii="Arial" w:hAnsi="Arial" w:cs="Arial"/>
+        </w:rPr>
+        <w:t>Origin</w:t>
+      </w:r>
+      <w:proofErr w:type="spellEnd"/>
+      <w:r>
+        <w:rPr>
+          <w:rStyle w:val="t286pc"/>
+          <w:rFonts w:ascii="Arial" w:hAnsi="Arial" w:cs="Arial"/>
+        </w:rPr>
+        <w:t xml:space="preserve"> för att skicka upp dina ändringar till </w:t>
+      </w:r>
+      <w:proofErr w:type="spellStart"/>
+      <w:r>
+        <w:rPr>
+          <w:rStyle w:val="t286pc"/>
+          <w:rFonts w:ascii="Arial" w:hAnsi="Arial" w:cs="Arial"/>
+        </w:rPr>
+        <w:t>GitHub</w:t>
+      </w:r>
+      <w:proofErr w:type="spellEnd"/>
+    </w:p>
+    <w:p>
+      <w:pPr>
+        <w:rPr>
+          <w:rFonts w:ascii="Courier New" w:eastAsiaTheme="majorEastAsia" w:hAnsi="Courier New" w:cstheme="majorBidi"/>
+          <w:color w:val="2F5496" w:themeColor="accent1" w:themeShade="BF"/>
+          <w:sz w:val="32"/>
+          <w:szCs w:val="32"/>
+          <w:lang w:val="sv-SE"/>
+        </w:rPr>
+      </w:pPr>
+    </w:p>
+    <w:p>
+      <w:pPr>
+        <w:rPr>
+          <w:rFonts w:ascii="Courier New" w:eastAsiaTheme="majorEastAsia" w:hAnsi="Courier New" w:cstheme="majorBidi"/>
+          <w:color w:val="2F5496" w:themeColor="accent1" w:themeShade="BF"/>
+          <w:sz w:val="32"/>
+          <w:szCs w:val="32"/>
+          <w:lang w:val="sv-SE"/>
+        </w:rPr>
+      </w:pPr>
+    </w:p>
+    <w:p>
+      <w:pPr>
+        <w:rPr>
+          <w:lang w:val="sv-SE"/>
+        </w:rPr>
+      </w:pPr>
+    </w:p>
+    <w:p>
+      <w:pPr>
+        <w:pStyle w:val="Heading1"/>
+      </w:pPr>
+      <w:r>
+        <w:t>git push</w:t>
+      </w:r>
+    </w:p>
+    <w:p>
+      <w:r>
+        <w:t>Transmit local branch commits to the remote repository branch</w:t>
+      </w:r>
+    </w:p>
+    <w:p>
+      <w:pPr>
+        <w:pStyle w:val="Heading1"/>
+      </w:pPr>
+      <w:r>
+        <w:t xml:space="preserve">git </w:t>
+      </w:r>
+      <w:proofErr w:type="gramStart"/>
+      <w:r>
+        <w:t>pull</w:t>
+      </w:r>
+      <w:proofErr w:type="gramEnd"/>
+    </w:p>
+    <w:p>
+      <w:r>
+        <w:t>Fetch and merge any commits from the tracking remote branch</w:t>
+      </w:r>
+    </w:p>
     <w:p/>
     <w:p>
       <w:pPr>
         <w:pStyle w:val="Heading1"/>
       </w:pPr>
       <w:r>
-        <w:t>git push</w:t>
-      </w:r>
-    </w:p>
-    <w:p>
-      <w:r>
-        <w:t>Transmit local branch commits to the remote repository branch</w:t>
+        <w:t>git status</w:t>
+      </w:r>
+    </w:p>
+    <w:p>
+      <w:r>
+        <w:t>Show modified files in working directory, staged for your next commit</w:t>
       </w:r>
     </w:p>
     <w:p>
       <w:pPr>
         <w:pStyle w:val="Heading1"/>
       </w:pPr>
-      <w:r>
-        <w:t xml:space="preserve">git </w:t>
-      </w:r>
-      <w:proofErr w:type="gramStart"/>
-      <w:r>
-        <w:t>pull</w:t>
-      </w:r>
-      <w:proofErr w:type="gramEnd"/>
-    </w:p>
-    <w:p>
-      <w:r>
-        <w:t>Fetch and merge any commits from the tracking remote branch</w:t>
+    </w:p>
+    <w:p>
+      <w:pPr>
+        <w:pStyle w:val="Heading1"/>
+      </w:pPr>
+      <w:r>
+        <w:t>git log</w:t>
+      </w:r>
+    </w:p>
+    <w:p>
+      <w:r>
+        <w:t>Show all commits in the current branch</w:t>
+      </w:r>
+      <w:r>
+        <w:t>’</w:t>
+      </w:r>
+      <w:r>
+        <w:t>s history</w:t>
       </w:r>
     </w:p>
     <w:p/>
@@ -305,45 +1014,6 @@
         <w:pStyle w:val="Heading1"/>
       </w:pPr>
       <w:r>
-        <w:t>git status</w:t>
-      </w:r>
-    </w:p>
-    <w:p>
-      <w:r>
-        <w:t>Show modified files in working directory, staged for your next commit</w:t>
-      </w:r>
-    </w:p>
-    <w:p>
-      <w:pPr>
-        <w:pStyle w:val="Heading1"/>
-      </w:pPr>
-    </w:p>
-    <w:p>
-      <w:pPr>
-        <w:pStyle w:val="Heading1"/>
-      </w:pPr>
-      <w:r>
-        <w:t>git log</w:t>
-      </w:r>
-    </w:p>
-    <w:p>
-      <w:r>
-        <w:t>Show all commits in the current branch</w:t>
-      </w:r>
-      <w:r>
-        <w:t>’</w:t>
-      </w:r>
-      <w:r>
-        <w:t>s history</w:t>
-      </w:r>
-    </w:p>
-    <w:p/>
-    <w:p>
-      <w:pPr>
-        <w:pStyle w:val="Heading1"/>
-      </w:pPr>
-      <w:r>
-        <w:lastRenderedPageBreak/>
         <w:t>git</w:t>
       </w:r>
       <w:r>
@@ -382,7 +1052,7 @@
       </w:r>
     </w:p>
     <w:p>
-      <w:hyperlink r:id="rId8" w:history="1">
+      <w:hyperlink r:id="rId10" w:history="1">
         <w:r>
           <w:rPr>
             <w:rStyle w:val="Hyperlink"/>
@@ -422,7 +1092,7 @@
                     <pic:cNvPicPr/>
                   </pic:nvPicPr>
                   <pic:blipFill>
-                    <a:blip r:embed="rId9"/>
+                    <a:blip r:embed="rId11"/>
                     <a:stretch>
                       <a:fillRect/>
                     </a:stretch>
@@ -484,7 +1154,7 @@
       </w:r>
     </w:p>
     <w:p>
-      <w:hyperlink r:id="rId10" w:history="1">
+      <w:hyperlink r:id="rId12" w:history="1">
         <w:proofErr w:type="spellStart"/>
         <w:r>
           <w:rPr>
@@ -559,7 +1229,7 @@
                     <pic:cNvPicPr/>
                   </pic:nvPicPr>
                   <pic:blipFill>
-                    <a:blip r:embed="rId11"/>
+                    <a:blip r:embed="rId13"/>
                     <a:stretch>
                       <a:fillRect/>
                     </a:stretch>
@@ -800,6 +1470,9 @@
     <w:p/>
     <w:p>
       <w:r>
+        <w:rPr>
+          <w:noProof/>
+        </w:rPr>
         <w:drawing>
           <wp:inline distT="0" distB="0" distL="0" distR="0" wp14:anchorId="34CE61FD" wp14:editId="47793EC3">
             <wp:extent cx="3407289" cy="3824188"/>
@@ -816,7 +1489,7 @@
                     <pic:cNvPicPr/>
                   </pic:nvPicPr>
                   <pic:blipFill>
-                    <a:blip r:embed="rId12"/>
+                    <a:blip r:embed="rId14"/>
                     <a:stretch>
                       <a:fillRect/>
                     </a:stretch>
@@ -848,6 +1521,7 @@
       <w:r>
         <w:rPr>
           <w:rFonts w:ascii="Consolas" w:hAnsi="Consolas"/>
+          <w:noProof/>
         </w:rPr>
         <w:lastRenderedPageBreak/>
         <w:drawing>
@@ -874,7 +1548,7 @@
                     <pic:cNvPicPr/>
                   </pic:nvPicPr>
                   <pic:blipFill>
-                    <a:blip r:embed="rId13">
+                    <a:blip r:embed="rId15">
                       <a:extLst>
                         <a:ext uri="{28A0092B-C50C-407E-A947-70E740481C1C}">
                           <a14:useLocalDpi xmlns:a14="http://schemas.microsoft.com/office/drawing/2010/main" val="0"/>
@@ -909,6 +1583,7 @@
       <w:r>
         <w:rPr>
           <w:rFonts w:ascii="Consolas" w:hAnsi="Consolas"/>
+          <w:noProof/>
         </w:rPr>
         <w:drawing>
           <wp:inline distT="0" distB="0" distL="0" distR="0" wp14:anchorId="77706A96" wp14:editId="2EB5E937">
@@ -926,7 +1601,7 @@
                     <pic:cNvPicPr/>
                   </pic:nvPicPr>
                   <pic:blipFill>
-                    <a:blip r:embed="rId14"/>
+                    <a:blip r:embed="rId16"/>
                     <a:stretch>
                       <a:fillRect/>
                     </a:stretch>
@@ -1050,6 +1725,119 @@
 <file path=word/numbering.xml><?xml version="1.0" encoding="utf-8"?>
 <w:numbering xmlns:wpc="http://schemas.microsoft.com/office/word/2010/wordprocessingCanvas" xmlns:cx="http://schemas.microsoft.com/office/drawing/2014/chartex" xmlns:cx1="http://schemas.microsoft.com/office/drawing/2015/9/8/chartex" xmlns:cx2="http://schemas.microsoft.com/office/drawing/2015/10/21/chartex" xmlns:cx3="http://schemas.microsoft.com/office/drawing/2016/5/9/chartex" xmlns:cx4="http://schemas.microsoft.com/office/drawing/2016/5/10/chartex" xmlns:cx5="http://schemas.microsoft.com/office/drawing/2016/5/11/chartex" xmlns:cx6="http://schemas.microsoft.com/office/drawing/2016/5/12/chartex" xmlns:cx7="http://schemas.microsoft.com/office/drawing/2016/5/13/chartex" xmlns:cx8="http://schemas.microsoft.com/office/drawing/2016/5/14/chartex" xmlns:mc="http://schemas.openxmlformats.org/markup-compatibility/2006" xmlns:aink="http://schemas.microsoft.com/office/drawing/2016/ink" xmlns:am3d="http://schemas.microsoft.com/office/drawing/2017/model3d" xmlns:o="urn:schemas-microsoft-com:office:office" xmlns:oel="http://schemas.microsoft.com/office/2019/extlst" xmlns:r="http://schemas.openxmlformats.org/officeDocument/2006/relationships" xmlns:m="http://schemas.openxmlformats.org/officeDocument/2006/math" xmlns:v="urn:schemas-microsoft-com:vml" xmlns:wp14="http://schemas.microsoft.com/office/word/2010/wordprocessingDrawing" xmlns:wp="http://schemas.openxmlformats.org/drawingml/2006/wordprocessingDrawing" xmlns:w10="urn:schemas-microsoft-com:office:word" xmlns:w="http://schemas.openxmlformats.org/wordprocessingml/2006/main" xmlns:w14="http://schemas.microsoft.com/office/word/2010/wordml" xmlns:w15="http://schemas.microsoft.com/office/word/2012/wordml" xmlns:w16cex="http://schemas.microsoft.com/office/word/2018/wordml/cex" xmlns:w16cid="http://schemas.microsoft.com/office/word/2016/wordml/cid" xmlns:w16="http://schemas.microsoft.com/office/word/2018/wordml" xmlns:w16du="http://schemas.microsoft.com/office/word/2023/wordml/word16du" xmlns:w16sdtdh="http://schemas.microsoft.com/office/word/2020/wordml/sdtdatahash" xmlns:w16sdtfl="http://schemas.microsoft.com/office/word/2024/wordml/sdtformatlock" xmlns:w16se="http://schemas.microsoft.com/office/word/2015/wordml/symex" xmlns:wpg="http://schemas.microsoft.com/office/word/2010/wordprocessingGroup" xmlns:wpi="http://schemas.microsoft.com/office/word/2010/wordprocessingInk" xmlns:wne="http://schemas.microsoft.com/office/word/2006/wordml" xmlns:wps="http://schemas.microsoft.com/office/word/2010/wordprocessingShape" mc:Ignorable="w14 w15 w16se w16cid w16 w16cex w16sdtdh w16sdtfl w16du wp14">
   <w:abstractNum w:abstractNumId="0" w15:restartNumberingAfterBreak="0">
+    <w:nsid w:val="26E00787"/>
+    <w:multiLevelType w:val="multilevel"/>
+    <w:tmpl w:val="FDC870AA"/>
+    <w:lvl w:ilvl="0">
+      <w:start w:val="1"/>
+      <w:numFmt w:val="decimal"/>
+      <w:lvlText w:val="%1."/>
+      <w:lvlJc w:val="left"/>
+      <w:pPr>
+        <w:tabs>
+          <w:tab w:val="num" w:pos="720"/>
+        </w:tabs>
+        <w:ind w:left="720" w:hanging="360"/>
+      </w:pPr>
+    </w:lvl>
+    <w:lvl w:ilvl="1" w:tentative="1">
+      <w:start w:val="1"/>
+      <w:numFmt w:val="decimal"/>
+      <w:lvlText w:val="%2."/>
+      <w:lvlJc w:val="left"/>
+      <w:pPr>
+        <w:tabs>
+          <w:tab w:val="num" w:pos="1440"/>
+        </w:tabs>
+        <w:ind w:left="1440" w:hanging="360"/>
+      </w:pPr>
+    </w:lvl>
+    <w:lvl w:ilvl="2" w:tentative="1">
+      <w:start w:val="1"/>
+      <w:numFmt w:val="decimal"/>
+      <w:lvlText w:val="%3."/>
+      <w:lvlJc w:val="left"/>
+      <w:pPr>
+        <w:tabs>
+          <w:tab w:val="num" w:pos="2160"/>
+        </w:tabs>
+        <w:ind w:left="2160" w:hanging="360"/>
+      </w:pPr>
+    </w:lvl>
+    <w:lvl w:ilvl="3" w:tentative="1">
+      <w:start w:val="1"/>
+      <w:numFmt w:val="decimal"/>
+      <w:lvlText w:val="%4."/>
+      <w:lvlJc w:val="left"/>
+      <w:pPr>
+        <w:tabs>
+          <w:tab w:val="num" w:pos="2880"/>
+        </w:tabs>
+        <w:ind w:left="2880" w:hanging="360"/>
+      </w:pPr>
+    </w:lvl>
+    <w:lvl w:ilvl="4" w:tentative="1">
+      <w:start w:val="1"/>
+      <w:numFmt w:val="decimal"/>
+      <w:lvlText w:val="%5."/>
+      <w:lvlJc w:val="left"/>
+      <w:pPr>
+        <w:tabs>
+          <w:tab w:val="num" w:pos="3600"/>
+        </w:tabs>
+        <w:ind w:left="3600" w:hanging="360"/>
+      </w:pPr>
+    </w:lvl>
+    <w:lvl w:ilvl="5" w:tentative="1">
+      <w:start w:val="1"/>
+      <w:numFmt w:val="decimal"/>
+      <w:lvlText w:val="%6."/>
+      <w:lvlJc w:val="left"/>
+      <w:pPr>
+        <w:tabs>
+          <w:tab w:val="num" w:pos="4320"/>
+        </w:tabs>
+        <w:ind w:left="4320" w:hanging="360"/>
+      </w:pPr>
+    </w:lvl>
+    <w:lvl w:ilvl="6" w:tentative="1">
+      <w:start w:val="1"/>
+      <w:numFmt w:val="decimal"/>
+      <w:lvlText w:val="%7."/>
+      <w:lvlJc w:val="left"/>
+      <w:pPr>
+        <w:tabs>
+          <w:tab w:val="num" w:pos="5040"/>
+        </w:tabs>
+        <w:ind w:left="5040" w:hanging="360"/>
+      </w:pPr>
+    </w:lvl>
+    <w:lvl w:ilvl="7" w:tentative="1">
+      <w:start w:val="1"/>
+      <w:numFmt w:val="decimal"/>
+      <w:lvlText w:val="%8."/>
+      <w:lvlJc w:val="left"/>
+      <w:pPr>
+        <w:tabs>
+          <w:tab w:val="num" w:pos="5760"/>
+        </w:tabs>
+        <w:ind w:left="5760" w:hanging="360"/>
+      </w:pPr>
+    </w:lvl>
+    <w:lvl w:ilvl="8" w:tentative="1">
+      <w:start w:val="1"/>
+      <w:numFmt w:val="decimal"/>
+      <w:lvlText w:val="%9."/>
+      <w:lvlJc w:val="left"/>
+      <w:pPr>
+        <w:tabs>
+          <w:tab w:val="num" w:pos="6480"/>
+        </w:tabs>
+        <w:ind w:left="6480" w:hanging="360"/>
+      </w:pPr>
+    </w:lvl>
+  </w:abstractNum>
+  <w:abstractNum w:abstractNumId="1" w15:restartNumberingAfterBreak="0">
     <w:nsid w:val="31570893"/>
     <w:multiLevelType w:val="hybridMultilevel"/>
     <w:tmpl w:val="14E044B8"/>
@@ -1139,6 +1927,9 @@
     </w:lvl>
   </w:abstractNum>
   <w:num w:numId="1" w16cid:durableId="346686083">
+    <w:abstractNumId w:val="1"/>
+  </w:num>
+  <w:num w:numId="2" w16cid:durableId="1267810698">
     <w:abstractNumId w:val="0"/>
   </w:num>
 </w:numbering>
@@ -1767,6 +2558,49 @@
       <w:spacing w:after="0" w:line="240" w:lineRule="auto"/>
     </w:pPr>
   </w:style>
+  <w:style w:type="paragraph" w:customStyle="1" w:styleId="z1qcye">
+    <w:name w:val="z1qcye"/>
+    <w:basedOn w:val="Normal"/>
+    <w:rsid w:val="00976457"/>
+    <w:pPr>
+      <w:spacing w:before="100" w:beforeAutospacing="1" w:after="100" w:afterAutospacing="1" w:line="240" w:lineRule="auto"/>
+    </w:pPr>
+    <w:rPr>
+      <w:rFonts w:ascii="Times New Roman"/>
+      <w:sz w:val="24"/>
+      <w:szCs w:val="24"/>
+      <w:lang w:val="sv-SE" w:eastAsia="sv-SE"/>
+    </w:rPr>
+  </w:style>
+  <w:style w:type="character" w:customStyle="1" w:styleId="t286pc">
+    <w:name w:val="t286pc"/>
+    <w:basedOn w:val="DefaultParagraphFont"/>
+    <w:rsid w:val="00976457"/>
+  </w:style>
+  <w:style w:type="character" w:styleId="Strong">
+    <w:name w:val="Strong"/>
+    <w:basedOn w:val="DefaultParagraphFont"/>
+    <w:uiPriority w:val="22"/>
+    <w:qFormat/>
+    <w:rsid w:val="00976457"/>
+    <w:rPr>
+      <w:b/>
+      <w:bCs/>
+    </w:rPr>
+  </w:style>
+  <w:style w:type="character" w:styleId="HTMLCode">
+    <w:name w:val="HTML Code"/>
+    <w:basedOn w:val="DefaultParagraphFont"/>
+    <w:uiPriority w:val="99"/>
+    <w:semiHidden/>
+    <w:unhideWhenUsed/>
+    <w:rsid w:val="00976457"/>
+    <w:rPr>
+      <w:rFonts w:ascii="Courier New" w:eastAsia="Times New Roman" w:hAnsi="Courier New" w:cs="Courier New"/>
+      <w:sz w:val="20"/>
+      <w:szCs w:val="20"/>
+    </w:rPr>
+  </w:style>
 </w:styles>
 </file>
 
